--- a/docs/API Alquila YA (vehiculos).docx
+++ b/docs/API Alquila YA (vehiculos).docx
@@ -1201,9 +1201,6 @@
     <w:qFormat/>
     <w:rsid w:val="00FC693F"/>
     <w:pPr>
-      <w:pBdr>
-        <w:bottom w:val="single" w:sz="8" w:space="4" w:color="4F81BD" w:themeColor="accent1"/>
-      </w:pBdr>
       <w:spacing w:after="160" w:line="252" w:lineRule="auto"/>
       <w:contextualSpacing/>
     </w:pPr>
@@ -1689,9 +1686,6 @@
     <w:qFormat/>
     <w:rsid w:val="00FC693F"/>
     <w:pPr>
-      <w:pBdr>
-        <w:bottom w:val="single" w:sz="4" w:space="4" w:color="4F81BD" w:themeColor="accent1"/>
-      </w:pBdr>
       <w:spacing w:before="200" w:after="280"/>
       <w:ind w:left="936" w:right="936"/>
     </w:pPr>
